--- a/zht/docx/047.content.docx
+++ b/zht/docx/047.content.docx
@@ -351,18 +351,12 @@
           <w:lang w:val="zh_TW" w:bidi="zh_TW"/>
         </w:rPr>
       </w:r>
-      <w:hyperlink r:id="rId13">
-        <w:r>
-          <w:rPr>
-            <w:lang w:val="zh_TW" w:bidi="zh_TW"/>
-          </w:rPr>
-          <w:rPr>
-            <w:color w:val="0000EE"/>
-            <w:u w:val="single"/>
-          </w:rPr>
-          <w:t>使徒行傳4:5–7</w:t>
-        </w:r>
-      </w:hyperlink>
+      <w:r>
+        <w:rPr>
+          <w:lang w:val="zh_TW" w:bidi="zh_TW"/>
+        </w:rPr>
+        <w:t>使徒行傳4:5–7</w:t>
+      </w:r>
     </w:p>
     <w:p>
       <w:pPr>
@@ -375,18 +369,12 @@
           <w:lang w:val="zh_TW" w:bidi="zh_TW"/>
         </w:rPr>
       </w:r>
-      <w:hyperlink r:id="rId14">
-        <w:r>
-          <w:rPr>
-            <w:lang w:val="zh_TW" w:bidi="zh_TW"/>
-          </w:rPr>
-          <w:rPr>
-            <w:color w:val="0000EE"/>
-            <w:u w:val="single"/>
-          </w:rPr>
-          <w:t>約翰福音18:12</w:t>
-        </w:r>
-      </w:hyperlink>
+      <w:r>
+        <w:rPr>
+          <w:lang w:val="zh_TW" w:bidi="zh_TW"/>
+        </w:rPr>
+        <w:t>約翰福音18:12</w:t>
+      </w:r>
     </w:p>
     <w:p>
       <w:pPr>
@@ -399,18 +387,12 @@
           <w:lang w:val="zh_TW" w:bidi="zh_TW"/>
         </w:rPr>
       </w:r>
-      <w:hyperlink r:id="rId15">
-        <w:r>
-          <w:rPr>
-            <w:lang w:val="zh_TW" w:bidi="zh_TW"/>
-          </w:rPr>
-          <w:rPr>
-            <w:color w:val="0000EE"/>
-            <w:u w:val="single"/>
-          </w:rPr>
-          <w:t>路加福音3:2</w:t>
-        </w:r>
-      </w:hyperlink>
+      <w:r>
+        <w:rPr>
+          <w:lang w:val="zh_TW" w:bidi="zh_TW"/>
+        </w:rPr>
+        <w:t>路加福音3:2</w:t>
+      </w:r>
     </w:p>
     <w:p>
       <w:pPr>
@@ -423,18 +405,12 @@
           <w:lang w:val="zh_TW" w:bidi="zh_TW"/>
         </w:rPr>
       </w:r>
-      <w:hyperlink r:id="rId16">
-        <w:r>
-          <w:rPr>
-            <w:lang w:val="zh_TW" w:bidi="zh_TW"/>
-          </w:rPr>
-          <w:rPr>
-            <w:color w:val="0000EE"/>
-            <w:u w:val="single"/>
-          </w:rPr>
-          <w:t>馬太福音26:3–5</w:t>
-        </w:r>
-      </w:hyperlink>
+      <w:r>
+        <w:rPr>
+          <w:lang w:val="zh_TW" w:bidi="zh_TW"/>
+        </w:rPr>
+        <w:t>馬太福音26:3–5</w:t>
+      </w:r>
     </w:p>
     <w:p>
       <w:pPr>
@@ -447,18 +423,12 @@
           <w:lang w:val="zh_TW" w:bidi="zh_TW"/>
         </w:rPr>
       </w:r>
-      <w:hyperlink r:id="rId17">
-        <w:r>
-          <w:rPr>
-            <w:lang w:val="zh_TW" w:bidi="zh_TW"/>
-          </w:rPr>
-          <w:rPr>
-            <w:color w:val="0000EE"/>
-            <w:u w:val="single"/>
-          </w:rPr>
-          <w:t>馬太福音26:57–58</w:t>
-        </w:r>
-      </w:hyperlink>
+      <w:r>
+        <w:rPr>
+          <w:lang w:val="zh_TW" w:bidi="zh_TW"/>
+        </w:rPr>
+        <w:t>馬太福音26:57–58</w:t>
+      </w:r>
     </w:p>
     <w:p>
       <w:pPr>
@@ -694,18 +664,12 @@
           <w:lang w:val="zh_TW" w:bidi="zh_TW"/>
         </w:rPr>
       </w:r>
-      <w:hyperlink r:id="rId18">
-        <w:r>
-          <w:rPr>
-            <w:lang w:val="zh_TW" w:bidi="zh_TW"/>
-          </w:rPr>
-          <w:rPr>
-            <w:color w:val="0000EE"/>
-            <w:u w:val="single"/>
-          </w:rPr>
-          <w:t>約翰壹書3:12</w:t>
-        </w:r>
-      </w:hyperlink>
+      <w:r>
+        <w:rPr>
+          <w:lang w:val="zh_TW" w:bidi="zh_TW"/>
+        </w:rPr>
+        <w:t>約翰壹書3:12</w:t>
+      </w:r>
     </w:p>
     <w:p>
       <w:pPr>
@@ -718,18 +682,12 @@
           <w:lang w:val="zh_TW" w:bidi="zh_TW"/>
         </w:rPr>
       </w:r>
-      <w:hyperlink r:id="rId19">
-        <w:r>
-          <w:rPr>
-            <w:lang w:val="zh_TW" w:bidi="zh_TW"/>
-          </w:rPr>
-          <w:rPr>
-            <w:color w:val="0000EE"/>
-            <w:u w:val="single"/>
-          </w:rPr>
-          <w:t>創世記4:2</w:t>
-        </w:r>
-      </w:hyperlink>
+      <w:r>
+        <w:rPr>
+          <w:lang w:val="zh_TW" w:bidi="zh_TW"/>
+        </w:rPr>
+        <w:t>創世記4:2</w:t>
+      </w:r>
     </w:p>
     <w:p>
       <w:pPr>
@@ -742,18 +700,12 @@
           <w:lang w:val="zh_TW" w:bidi="zh_TW"/>
         </w:rPr>
       </w:r>
-      <w:hyperlink r:id="rId20">
-        <w:r>
-          <w:rPr>
-            <w:lang w:val="zh_TW" w:bidi="zh_TW"/>
-          </w:rPr>
-          <w:rPr>
-            <w:color w:val="0000EE"/>
-            <w:u w:val="single"/>
-          </w:rPr>
-          <w:t>創世記4:9</w:t>
-        </w:r>
-      </w:hyperlink>
+      <w:r>
+        <w:rPr>
+          <w:lang w:val="zh_TW" w:bidi="zh_TW"/>
+        </w:rPr>
+        <w:t>創世記4:9</w:t>
+      </w:r>
     </w:p>
     <w:p>
       <w:pPr>
@@ -766,18 +718,12 @@
           <w:lang w:val="zh_TW" w:bidi="zh_TW"/>
         </w:rPr>
       </w:r>
-      <w:hyperlink r:id="rId21">
-        <w:r>
-          <w:rPr>
-            <w:lang w:val="zh_TW" w:bidi="zh_TW"/>
-          </w:rPr>
-          <w:rPr>
-            <w:color w:val="0000EE"/>
-            <w:u w:val="single"/>
-          </w:rPr>
-          <w:t>創世記4:15</w:t>
-        </w:r>
-      </w:hyperlink>
+      <w:r>
+        <w:rPr>
+          <w:lang w:val="zh_TW" w:bidi="zh_TW"/>
+        </w:rPr>
+        <w:t>創世記4:15</w:t>
+      </w:r>
     </w:p>
     <w:p>
       <w:pPr>
@@ -790,18 +736,12 @@
           <w:lang w:val="zh_TW" w:bidi="zh_TW"/>
         </w:rPr>
       </w:r>
-      <w:hyperlink r:id="rId22">
-        <w:r>
-          <w:rPr>
-            <w:lang w:val="zh_TW" w:bidi="zh_TW"/>
-          </w:rPr>
-          <w:rPr>
-            <w:color w:val="0000EE"/>
-            <w:u w:val="single"/>
-          </w:rPr>
-          <w:t>希伯來書11:4</w:t>
-        </w:r>
-      </w:hyperlink>
+      <w:r>
+        <w:rPr>
+          <w:lang w:val="zh_TW" w:bidi="zh_TW"/>
+        </w:rPr>
+        <w:t>希伯來書11:4</w:t>
+      </w:r>
     </w:p>
     <w:p>
       <w:pPr>
@@ -814,18 +754,12 @@
           <w:lang w:val="zh_TW" w:bidi="zh_TW"/>
         </w:rPr>
       </w:r>
-      <w:hyperlink r:id="rId23">
-        <w:r>
-          <w:rPr>
-            <w:lang w:val="zh_TW" w:bidi="zh_TW"/>
-          </w:rPr>
-          <w:rPr>
-            <w:color w:val="0000EE"/>
-            <w:u w:val="single"/>
-          </w:rPr>
-          <w:t>猶大書1:11</w:t>
-        </w:r>
-      </w:hyperlink>
+      <w:r>
+        <w:rPr>
+          <w:lang w:val="zh_TW" w:bidi="zh_TW"/>
+        </w:rPr>
+        <w:t>猶大書1:11</w:t>
+      </w:r>
     </w:p>
     <w:p>
       <w:pPr>
